--- a/example_articles/occupations/Unspecified/2.occupations_Unspecified_New_York_Times.docx
+++ b/example_articles/occupations/Unspecified/2.occupations_Unspecified_New_York_Times.docx
@@ -27,17 +27,17 @@
     </w:p>
     <w:p>
       <w:r>
-        <w:t>Source File: NYT/53.DOCX</w:t>
+        <w:t>Source file: NYT/53.DOCX</w:t>
       </w:r>
     </w:p>
     <w:p>
       <w:r>
-        <w:t>Raw locations result: ['NA']</w:t>
+        <w:t>Raw occupations result, 'occupations': ['NA']</w:t>
       </w:r>
     </w:p>
     <w:p>
       <w:r>
-        <w:t>occupations_stand_flat (Standardized): Unspecified</w:t>
+        <w:t>Standardized occupations result, 'occupations_stand_flat': Unspecified</w:t>
       </w:r>
     </w:p>
     <w:p>

--- a/example_articles/occupations/Unspecified/2.occupations_Unspecified_New_York_Times.docx
+++ b/example_articles/occupations/Unspecified/2.occupations_Unspecified_New_York_Times.docx
@@ -7,7 +7,7 @@
         <w:pStyle w:val="Heading1"/>
       </w:pPr>
       <w:r>
-        <w:t>Barry Guilty on One Drug Count; Mistral is Declared on Felonies</w:t>
+        <w:t>RAISING THE IRON CURTAIN</w:t>
       </w:r>
     </w:p>
     <w:p>
@@ -17,17 +17,17 @@
     </w:p>
     <w:p>
       <w:r>
-        <w:t>Date: 1990-08-11</w:t>
+        <w:t>Date: 1990-04-29</w:t>
       </w:r>
     </w:p>
     <w:p>
       <w:r>
-        <w:t>Section: Section 1; Page 1, Column 1; National Desk</w:t>
+        <w:t>Section: Section 7; Page 16, Column 2; Book Review Desk; Review</w:t>
       </w:r>
     </w:p>
     <w:p>
       <w:r>
-        <w:t>Source file: NYT/53.DOCX</w:t>
+        <w:t>Source file: NYT/36.DOCX</w:t>
       </w:r>
     </w:p>
     <w:p>
@@ -49,107 +49,31 @@
     </w:p>
     <w:p>
       <w:r>
-        <w:t>The jury in the trial of Mayor Marion S. Barry Jr. convicted him today of one misdemeanor count of drug possession and acquitted him of another misdemeanor drug charge. But it failed to reach a verdict on the 12 remaining charges, including the most serious ones.</w:t>
+        <w:t>THE SHATTERED BLOC</w:t>
         <w:br/>
-        <w:t>Judge Thomas Penfield Jackson declared a mistrial on those 12 counts, and the Federal prosecutors said they were uncertain whether to seek a new trial on the unresolved charges.</w:t>
+        <w:t>Behind the Upheaval in Eastern Europe.</w:t>
         <w:br/>
-        <w:t>The verdict ended a sensational trial that attracted national attention and transformed the political landscape of the city of Washington. Many local residents were saddened and angered by the eight weeks of testimony that portrayed the top local official in the District of Columbia, a three-term Mayor, as a drug user. Others were outraged by what they considered a vendetta by prosecutors, most of whom were white, against one of the country's most prominent black politicians.</w:t>
+        <w:t>By Elie Abel.</w:t>
         <w:br/>
-        <w:t>The jurors refused to say why they reached the two verdicts or how they were divided on the other counts. [Page 12.] Judge Jackson set a hearing for Sept. 17 when prosecutors can request a new trial and when Mr. Barry's lawyers can appeal the single conviction. The Mayor was released on his own recognizance pending the hearing.</w:t>
+        <w:t>278 pp. Boston:</w:t>
         <w:br/>
-        <w:t>''We will assess the case to determine how we should proceed from here,'' said the prosecutor, United States Attorney Jay B. Stephens.</w:t>
+        <w:t>Houghton Mifflin Company.</w:t>
         <w:br/>
-        <w:t>Mr. Barry could be sentenced to up to a year in prison and fined $100,000 on the possession conviction, although it is rare for a judge to require jail time for a first-time offender on such a charge.</w:t>
+        <w:t>$20.95.</w:t>
         <w:br/>
-        <w:t>The Mayor broke into a broad grin upon hearing the verdict. He refused to comment upon leaving the courthouse, sending word through his office that he would keep his thoughts to himself until a news conference on Saturday.</w:t>
+        <w:t>The transformation, in the last 10 months, of Eastern Europe from a dim, forbidding realm into some of the most fashionable real estate east of Trump Tower has been almost as fascinating to watch as its movement toward democracy.</w:t>
         <w:br/>
-        <w:t>Tonight the jury foreman, Edward Eagles, answered questions for half an hour on his lawn in Northwest Washington, but he declined to give specific information the divisions among the jurors.</w:t>
+        <w:t>In one way or another, everyone seems to be getting into the Eastern European act. Where once there was only Philip Roth championing literary works from ''the other Europe,'' now there is Frank Zappa taking his famous mustache to Prague. The Eastern European ''freedom tour'' is the hottest thing in travel. I thought I had seen it all until Smart magazine did a photo spread a few months back on Slavic fashion blades. The countries that we for so long lumped together into one gray, indistinguishable mass of oppressive regimes and unpronounceable languages are now, incredibly, the rage.</w:t>
         <w:br/>
-        <w:t>Mr. Eagles, a teacher at a local preparatory school, said there was ''no anger'' but ''differences over tough issues.''</w:t>
+        <w:t>Given this rush of superficial interest, a book like ''The Shattered Bloc'' is very welcome. Focusing on recent events, but with a solid discussion of the movements that preceded them, it serves as a useful primer to all the countries of Eastern Europe, including Yugoslavia. The author's assessments of their situations are honest, clear-sighted, uncompromising - and as a result, the book goes a long way toward explaining why the people in that part of the world may not necessarily share our current excitement over their fortunes.</w:t>
         <w:br/>
-        <w:t>Asked why the jury deadlocked, Mr. Eagles said, ''Never forget that famous phrase in law, 'beyond a reasonable doubt.' That's a very, very tough standard to meet.''</w:t>
+        <w:t>Elie Abel, the Chandler Professor of Communication at Stanford University, covered this part of the world for The New York Times in the 1950's. Which is to say that his familiarity goes back farther, and somewhat deeper, than that of the editors of fashionable magazines. Intrigued by the new developments, he took off for three months in 1988 to revisit the region and see things for himself.</w:t>
         <w:br/>
-        <w:t>Another juror, Johnnie Mae Hardeman, said that on one key count the vote was six to six. This was the crack possession charge that arose from Mr. Barry's arrest in a Federal ''sting'' operation at the Vista Hotel in Washington in January. A videotape of his arrest, entered into evidence and broadcast repeatedly on television, came to symbolize the case for many people who argued about the events it depicted.</w:t>
+        <w:t>An absence of over 30 years did not, sadly, create great problems of recognition. He found, for the most part, the same entrenched bureaucracies, shoddy goods, obsolete technologies. National economies, if anything, are in worse shape than before. At the time of his visits, he found, there was without question less everyday fear, but it was replaced, in many cases, by a brooding sense of desperation and hopelessness.</w:t>
         <w:br/>
-        <w:t>''I think it was entrapment,'' Ms. Hardeman said, referring to the Government operation and the tape, in which Mr. Barry was seen smoking crack. ''That's all it was.''</w:t>
+        <w:t>Mr. Abel does a good job of identifying each country's particular predicament. Hungary, for example, while economically better off than Poland, has had an opposition with few ties to the working class, a fact that could make reform much harder to implement. As the author wisely notes: ''In the minds of most citizens, who are neither politicians nor intellectuals, the very word 'reform' has come to stand for harder times ahead.''</w:t>
         <w:br/>
-        <w:t>The Mayor and his lawyers contended throughout the trial that he was tricked into smoking the drug.</w:t>
-        <w:br/>
-        <w:t>Mr. Barry's political future remains unclear. He said during jury selection in June that he did not intend to seek re-election to a fourth four-year term this year because the city needed to ''heal'' from the divisions caused by his case and because he needed more time to recover from addiction to alcohol and prescription drugs.</w:t>
-        <w:br/>
-        <w:t>Conviction on any of the three felony charges he faced would have precluded his serving as an elected official. But a misdemeanor conviction carries no such restriction and Mr. Barry is now free to change his mind, although he probably would have run as an independent since filing dates for the Democratic and Republican primaries have passed.</w:t>
-        <w:br/>
-        <w:t xml:space="preserve"> </w:t>
-        <w:br/>
-        <w:t>'We Feel Very Lucky'</w:t>
-        <w:br/>
-        <w:t>The Mayor's chief lawyer, R. Kenneth Mundy, said after the verdict, ''We feel very lucky.'' His client, who has been Mayor since 1978, took a deliberate walk around the block-square courthouse, trailed by a clutch of supporters who chanted, ''Barry! Barry! Four more years!'' Speaking to reporters outside the courthouse, Mr. Stephens said the trial demonstrated that ''the clutches of illegal drug use are beyond no one and it also emphatically emphasizes that no one is above the law.''</w:t>
-        <w:br/>
-        <w:t>As Mr. Stephens spoke, he was jeered by jubilant Barry supporters chanting, ''Who's next, Mr. Stephens?'' Mr. Stephens had to shout to be heard over the boos.</w:t>
-        <w:br/>
-        <w:t>As jurors filed out of the courtroom after being dismissed by Judge Jackson, one let out a whoop of relief.</w:t>
-        <w:br/>
-        <w:t xml:space="preserve"> </w:t>
-        <w:br/>
-        <w:t>Reflection in Neighborhoods</w:t>
-        <w:br/>
-        <w:t>Along Georgia Avenue and along 14th Street, two thoroughfares through poor and working-class black neighborhoods where the Mayor has continued to draw substantial support, the verdict was greeted with reflection, rather than spontaneous celebration.</w:t>
-        <w:br/>
-        <w:t>''I think the verdict shows fairness and justice and some elements of feeling toward Marion Barry,'' said Shawn X. Brackeen, a 32-year-old member of the Nation of Islam who was walking up Georgia Avenue passing out political pamphlets. Turning to Earl Lewis, 31, and Anita Cleary, 32, who were walking with him, he said, ''Look at all the money they spent trying to get your brother.''</w:t>
-        <w:br/>
-        <w:t>Mr. Lewis, who described himself as ''a part-time accountant and part-time janitor,'' said he would have preferred that the Mayor be acquitted on all counts, but Ms. Cleary interrupted him and said the one guilty verdict ''was there to satisfy the prosecution; that verdict's fair the way they gave it.''</w:t>
-        <w:br/>
-        <w:t xml:space="preserve"> </w:t>
-        <w:br/>
-        <w:t>Willing to Accept Verdict</w:t>
-        <w:br/>
-        <w:t>''I'm willing to accept the verdict of the jury,'' said the Rev. Ernest R. Gibson, pastor of the First Rising Mount Zion Baptist Church, which has one of the city's largest congregations. ''I think there are many of us who hope it's over and now we can put our energy toward reconciliation. What pleased me about the decision is the potential that the Mayor will come out of this without incarceration.''</w:t>
-        <w:br/>
-        <w:t>The Mayor was charged with 10 misdemeanor counts of possessing cocaine, three felony counts of lying to a grand jury about drug use and a single misdemeanor count that he conspired to obtain and use drugs.</w:t>
-        <w:br/>
-        <w:t>During the trial, the prosecution put on witnesses who testified that they had seen Mr. Barry use cocaine at least 250 times over 10 years, in places as diverse as the basement of his home here and the galley of a sailing boat in the Virgin Islands.</w:t>
-        <w:br/>
-        <w:t>The count on which Mr. Barry was found guilty alleged that he used cocaine at a downtown hotel, the Mayflower, with a longtime friend, Doris Crenshaw, in November 1989. The defense argued that Ms. Crenshaw could not fix the date precisely, but the prosecution produced a hotel bill that indicated she had stayed at the hotel and had placed a phone call to Mr. Barry.</w:t>
-        <w:br/>
-        <w:t xml:space="preserve"> </w:t>
-        <w:br/>
-        <w:t>Not Guilty Count</w:t>
-        <w:br/>
-        <w:t>The count on which Mr. Barry was found not guilty alleged that a drug dealer, Lydia Pearson, sold him three $30 bags of crack in the office of a City Hall annex on September 7, 1988. Ms. Pearson testified that she also handed the Mayor a job application with the crack. But the defense contended that Mr. Barry never went to the annex that day and presented witnesses who testified that he was at a Fire Department meeting at the time.</w:t>
-        <w:br/>
-        <w:t>The jury of nine women and three men, mostly middle-age, deliberated eight days on the evidence. On Thursday, one of the jurors was hospitalized for stress and depression, but she returned this morning.</w:t>
-        <w:br/>
-        <w:t>Shortly before 4 p.m. today, the jury sent word to Judge Jackson that it needed instructions about what to do about charges on which it could not reach agreement. He summoned the panel and asked it whether it had resolved any of the 14 counts and, if so, whether it was ready to announce its finding.</w:t>
-        <w:br/>
-        <w:t>The jury reported it had resolved two counts and was ready to announce the findings but was deadlocked on the remaining charges. Then, once the two findings had been announced, the judge asked the jury to retire and determine whether further deliberation might break the impasse.</w:t>
-        <w:br/>
-        <w:t>A few minutes later, the panel returned and said it was hopeless to continue.</w:t>
-        <w:br/>
-        <w:t>The panel had been sequestered from the start of testimony, with the judge citing the intense news coverage and deep emotions the case had stirred in the community.</w:t>
-        <w:br/>
-        <w:t>Federal prosecutors contended that Mr. Barry, who sought treatment earlier this year for what he said was addiction to alcohol and prescription drugs, was a confirmed drug addict who from 1983 to 1990 used cocaine, opium and marijuana.</w:t>
-        <w:br/>
-        <w:t>At first, Mr. Barry, who did not take the stand, flatly denied the charges and contended that he had been singled out for prosecution because he was the black leader of a predominantly black city. That assertion was echoed by a number of other prominent blacks and some local residents.</w:t>
-        <w:br/>
-        <w:t>But near the end of the trial, Mr. Mundy surprised the jury, made up of 10 blacks and 2 whites, by acknowledging that his client had ''occasionally'' used drugs. Still, the Mayor continued to deny the specific accusations of drug use at issue in the trial.</w:t>
-        <w:br/>
-        <w:t>Mr. Barry and his supporters said Government prosecutors went too far when they set up the undercover operation in which one of his former lovers, Rasheeda Moore, invited him to her room here at the Vista Hotel. The hidden video cameras showed Mr. Barry smoking a pipe and the arrest that followed.</w:t>
-        <w:br/>
-        <w:t>The grainy black-and-white tape, on which Mr. Barry cursed and mumbled dejectedly to arresting officers that he had been tricked by Ms. Moore, was shown several times during the trial, sometimes with stop-action so that the jury could study it closely.</w:t>
-        <w:br/>
-        <w:t>Mr. Barry's defense also contended that the 25 witnesses the Government had called to back up the charges against him were not to be trusted. The defense said most were facing possible drug prosecution themselves and had struck deals with his prosecutors before taking the stand.</w:t>
-        <w:br/>
-        <w:t>The defense called 18 witnesses, many of them put on the stand earlier by the prosecution. Mr. Mundy concentrated on finding contradictions and discrepancies in prosecution testimony but made no all-out attempt to refute each charge.</w:t>
-        <w:br/>
-        <w:t>Each misdemeanor charge against Mr. Barry carried a maximum sentence of up to a year in jail and a fine of up to $100,000. Each felony count carried a maximum sentence of up to five years in jail and a fine of up to $250,000.</w:t>
-        <w:br/>
-        <w:br/>
-        <w:t>Graphic</w:t>
-        <w:br/>
-        <w:br/>
-        <w:t xml:space="preserve"> </w:t>
-        <w:br/>
-        <w:t>Photos: Mayor Marion S. Barry is hugged by a supporter after the verdict. Judge Thomas Penfield Jackson, who set a hearing for Sept. 17, when prosecutors may request a new trial and Mr. Barry's attorneys may appeal the conviction. Jay B. Stephens, the United States Attorney, would not say whether the Government would seek a new trial against Mayor Marion S. Barry Jr. (Paul Hosefros/The New York Times)(pg12); Mayor Marion S. Barry posed with his lawyer, R. Kenneth Mundy, right, outside the courthouse after the verdicts were read. (Jose R. Lopez/The New York Times)</w:t>
+        <w:t>But the one problem that all these countries have in common is how to convert a moribund command economy into a robust market-driven one without exacerbating an already abysmal standard of living. For without economic success, the political gains that have been so gloriously won could evanesce. Mr. Abel's opinion, which occupies the last chapter of the book, is that the West in general, and the United States in particular, can and must give more financial aid. ''It amounts,'' he writes simply, ''to helping these nations demonstrate that totalitarian rule is not irreversible, that human liberty has a future even in a region the United States has long conceded to Communism, and that over the long term the artificial division of Europe can be peacefully terminated.''</w:t>
       </w:r>
     </w:p>
     <w:sectPr>

--- a/example_articles/occupations/Unspecified/2.occupations_Unspecified_New_York_Times.docx
+++ b/example_articles/occupations/Unspecified/2.occupations_Unspecified_New_York_Times.docx
@@ -7,7 +7,7 @@
         <w:pStyle w:val="Heading1"/>
       </w:pPr>
       <w:r>
-        <w:t>RAISING THE IRON CURTAIN</w:t>
+        <w:t>Mo Salah Gives Egyptians What We Need; Contributing Op-Ed Writer</w:t>
       </w:r>
     </w:p>
     <w:p>
@@ -17,17 +17,17 @@
     </w:p>
     <w:p>
       <w:r>
-        <w:t>Date: 1990-04-29</w:t>
+        <w:t>Date: 2018-06-18</w:t>
       </w:r>
     </w:p>
     <w:p>
       <w:r>
-        <w:t>Section: Section 7; Page 16, Column 2; Book Review Desk; Review</w:t>
+        <w:t>Section: OPINION</w:t>
       </w:r>
     </w:p>
     <w:p>
       <w:r>
-        <w:t>Source file: NYT/36.DOCX</w:t>
+        <w:t>Source file: NYT/24.DOCX</w:t>
       </w:r>
     </w:p>
     <w:p>
@@ -49,31 +49,33 @@
     </w:p>
     <w:p>
       <w:r>
-        <w:t>THE SHATTERED BLOC</w:t>
+        <w:t>CAIRO — The last time I watched a football match in its entirety was on June 12, 1990. Egypt was playing the Netherlands in the World Cup in Italy. I was 13 and watched the game on a small living-room television screen in Cairo, surrounded by my older cousins and their friends. We were a group of 20 Egyptians and one Dutch-Egyptian, whose loyalties were severely divided. It was Egypt's first appearance in a World Cup in 56 years.</w:t>
         <w:br/>
-        <w:t>Behind the Upheaval in Eastern Europe.</w:t>
+        <w:t>We're a country of more than 95 million people, and like much of the continent, football is our national sport. Judging from the streets on any day there is an important league match, a sizable majority of Egyptians are fans — many of them divided between the country's two most popular teams, Ahly and Zamalek, but united around the national team.</w:t>
         <w:br/>
-        <w:t>By Elie Abel.</w:t>
+        <w:t>I grew up in Cairo, down the street from the headquarters of the Ahly team, and football was an almost inescapable element of daily life. It was always on the radio, on TV and in conversation around me. You were invariably asked about your affiliation, and for much of the nearly 30 years of President Hosni Mubarak's rule, it was thought that football could contain political dissent, at least at home. Mr. Mubarak spent heavily on the national team, propping up its profile and raising the stakes of its successes — so much so that a longstanding rivalry with Algeria's team devolved into rioting in 2009, and required the intervention of diplomats.</w:t>
         <w:br/>
-        <w:t>278 pp. Boston:</w:t>
+        <w:t>Somehow I never caught football fever and neither did my brother. This might have been the result of a British education (which favors rugby) or the combined effect of our football-fanatic father's absence (he lived abroad) and our mother's blanket noninterest in sports. But Egypt's qualification for the World Cup this year would have been an event to celebrate with or without Mohamed Salah, the 25-year-old player who led Liverpool to the Champions League final with his record-setting 32 goals this season. His inclusion in the national squad, the Pharaohs, has made converts of us all.</w:t>
         <w:br/>
-        <w:t>Houghton Mifflin Company.</w:t>
+        <w:t>With Egypt now playing in the World Cup, 28 years after the last time, billboards and posters celebrating the Pharaohs tower over many main streets of Cairo. Salah's name and face are plastered on T-shirts, of course, but also on shop doors and supermarket fliers, and on the cash register of our local dry cleaner. Although Salah sat out Egypt's first match on Friday because of an injury and the game ended in a 0-1 loss to Uruguay, fans still honked horns in the streets and waved the Egyptian flag out of car windows in joy.</w:t>
         <w:br/>
-        <w:t>$20.95.</w:t>
+        <w:t>It was through my sports-agnostic brother that I was introduced to Salah earlier this year, when I overheard him speaking to a friend with excitement (perhaps as a Muslim Londoner) about the Liverpool fans' chant: "Mo Salah — la la la la, la la la la la. If he's good enough for you, he's good enough for me. If he scores another few, then I'll be Muslim too." It was a gallery curator and art historian friend — usually hypercritical — who exclaimed with delight that I "had" to write about the British Museum's            "incredible" acquisition of Salah's football cleats, which have been displayed beside a monumental bust of Pharaoh Ramses II. A cousin who disavowed football over her husband's obsession with it has been bombarding a family WhatsApp group with daily postings on #MoSalah.</w:t>
         <w:br/>
-        <w:t>The transformation, in the last 10 months, of Eastern Europe from a dim, forbidding realm into some of the most fashionable real estate east of Trump Tower has been almost as fascinating to watch as its movement toward democracy.</w:t>
+        <w:t>As a non-football-fan who has watched even more committed non-fans become passionate supporters, it is hard not to think of the excitement around Salah in symbolic political terms. First, for what he represents on the opposite side of the conservative populist current that has swept Europe and the United States, during this moment of Western anti-immigration rhetoric, Brexit and bans on Muslims. Salah is an underdog — an Egyptian, a Muslim, an immigrant — but with so many people rallying around and rooting for him, his miraculous talent is dispelling prejudice.</w:t>
         <w:br/>
-        <w:t>In one way or another, everyone seems to be getting into the Eastern European act. Where once there was only Philip Roth championing literary works from ''the other Europe,'' now there is Frank Zappa taking his famous mustache to Prague. The Eastern European ''freedom tour'' is the hottest thing in travel. I thought I had seen it all until Smart magazine did a photo spread a few months back on Slavic fashion blades. The countries that we for so long lumped together into one gray, indistinguishable mass of oppressive regimes and unpronounceable languages are now, incredibly, the rage.</w:t>
+        <w:t>As an Egyptian, I find it hard not to think of Salah also against the backdrop of the 2011 revolution. Although the feelings aren't quite comparable, the last time I felt myself leap inside, wanting to take to the streets with an Egyptian flag — as Salah inspires today — was in those early days of the uprising and through the first election the following year. Since then, though, the disappointments have been many and they have become extreme. There is a feeling of having lost ground as citizens — of no longer having any sway on the direction the country may take, as we felt we did back then.</w:t>
         <w:br/>
-        <w:t>Given this rush of superficial interest, a book like ''The Shattered Bloc'' is very welcome. Focusing on recent events, but with a solid discussion of the movements that preceded them, it serves as a useful primer to all the countries of Eastern Europe, including Yugoslavia. The author's assessments of their situations are honest, clear-sighted, uncompromising - and as a result, the book goes a long way toward explaining why the people in that part of the world may not necessarily share our current excitement over their fortunes.</w:t>
+        <w:t>Salah was born to a modest, working-class family in a rural village 80 miles from Cairo; the place didn't have a proper medical center or ambulance unit until Salah reportedly donated money for their establishment. Salah, as a hero and symbol, doesn't bring back what we lost when the hopes of the revolution shattered, but he offers an antidote to the political battering the country has taken, and he suggests a sense of possibility even to young Egyptians from backgrounds like his. Football players have the status of pop stars in Egypt, and Salah's is the ultimate success story — not just a story of fame and riches. It is widely thought that if he ran for political office, he might be elected.</w:t>
         <w:br/>
-        <w:t>Elie Abel, the Chandler Professor of Communication at Stanford University, covered this part of the world for The New York Times in the 1950's. Which is to say that his familiarity goes back farther, and somewhat deeper, than that of the editors of fashionable magazines. Intrigued by the new developments, he took off for three months in 1988 to revisit the region and see things for himself.</w:t>
+        <w:t>Perhaps that's why his image is sometimes appropriated by others. A glaring example came earlier this month, at the Egyptian team's training camp in Chechnya, when he was reportedly roused from a nap for a photo opportunity with Ramzan A. Kadyrov, the Russian republic's autocratic leader.            A photograph of Salah shaking the hand of President Abdel Fattah el-           Sisi of Egyptcirculated in the state press and on social media after his record-setting season. When Egypt's antidrug agency            used Salah as the face of a video campaign in April, its social media pages received a combined 8.4 million views in 72 hours. Salah's success is being co-opted by the state, but the results aren't necessarily sinister: He is a genuinely unifying force, the one thing in Egypt that everyone seems invested in.</w:t>
         <w:br/>
-        <w:t>An absence of over 30 years did not, sadly, create great problems of recognition. He found, for the most part, the same entrenched bureaucracies, shoddy goods, obsolete technologies. National economies, if anything, are in worse shape than before. At the time of his visits, he found, there was without question less everyday fear, but it was replaced, in many cases, by a brooding sense of desperation and hopelessness.</w:t>
+        <w:t>Despite this, Salah isn't overtly political; he says it's for Egyptians, not Egypt, that he has put on the cleats of his national team. Yet he has power, and it comes from how, much like the revolution punctured the decades of stasis that preceded it, he is now puncturing the stark reality that has emerged since the revolution failed. Salah's success may not redeem the state of the nation, but he offers an escape from the present moment and a long history of political disappointments. Whether we win or lose in Tuesday's match against Russia, for Egyptians, Salah's existence alone feels like a win. As the Liverpool fans say, "Mo Salah is a gift from Allah."</w:t>
         <w:br/>
-        <w:t>Mr. Abel does a good job of identifying each country's particular predicament. Hungary, for example, while economically better off than Poland, has had an opposition with few ties to the working class, a fact that could make reform much harder to implement. As the author wisely notes: ''In the minds of most citizens, who are neither politicians nor intellectuals, the very word 'reform' has come to stand for harder times ahead.''</w:t>
+        <w:t>Yasmine El Rashidi is the author of "The Battle for Egypt: Dispatches from the Revolution" and "Chronicle of a Last Summer: A Novel of Egypt."</w:t>
         <w:br/>
-        <w:t>But the one problem that all these countries have in common is how to convert a moribund command economy into a robust market-driven one without exacerbating an already abysmal standard of living. For without economic success, the political gains that have been so gloriously won could evanesce. Mr. Abel's opinion, which occupies the last chapter of the book, is that the West in general, and the United States in particular, can and must give more financial aid. ''It amounts,'' he writes simply, ''to helping these nations demonstrate that totalitarian rule is not irreversible, that human liberty has a future even in a region the United States has long conceded to Communism, and that over the long term the artificial division of Europe can be peacefully terminated.''</w:t>
+        <w:t xml:space="preserve">Ms. El Rashidi, a journalist and novelist, is a long-time resident of Cairo. </w:t>
+        <w:br/>
+        <w:t>PHOTO: A man in Mohamed Salah's home village of Nagrig, Egypt, wearing a football jersey with the athlete's name on it. (PHOTOGRAPH BY Sima Diab for The New York Times FOR THE NEW YORK TIMES)</w:t>
       </w:r>
     </w:p>
     <w:sectPr>

--- a/example_articles/occupations/Unspecified/2.occupations_Unspecified_New_York_Times.docx
+++ b/example_articles/occupations/Unspecified/2.occupations_Unspecified_New_York_Times.docx
@@ -7,7 +7,9 @@
         <w:pStyle w:val="Heading1"/>
       </w:pPr>
       <w:r>
-        <w:t>Mo Salah Gives Egyptians What We Need; Contributing Op-Ed Writer</w:t>
+        <w:t>FILM;</w:t>
+        <w:br/>
+        <w:t>For His New Film, Hanif Kureishi Reaches for a 'Beautiful Laundrette'</w:t>
       </w:r>
     </w:p>
     <w:p>
@@ -17,17 +19,17 @@
     </w:p>
     <w:p>
       <w:r>
-        <w:t>Date: 2018-06-18</w:t>
+        <w:t>Date: 1992-08-02</w:t>
       </w:r>
     </w:p>
     <w:p>
       <w:r>
-        <w:t>Section: OPINION</w:t>
+        <w:t>Section: Section 2;; Section 2; Page 16; Column 3; Arts &amp; Leisure Desk; Column 3;; Biography</w:t>
       </w:r>
     </w:p>
     <w:p>
       <w:r>
-        <w:t>Source file: NYT/24.DOCX</w:t>
+        <w:t>Source file: NYT/52.DOCX</w:t>
       </w:r>
     </w:p>
     <w:p>
@@ -49,33 +51,57 @@
     </w:p>
     <w:p>
       <w:r>
-        <w:t>CAIRO — The last time I watched a football match in its entirety was on June 12, 1990. Egypt was playing the Netherlands in the World Cup in Italy. I was 13 and watched the game on a small living-room television screen in Cairo, surrounded by my older cousins and their friends. We were a group of 20 Egyptians and one Dutch-Egyptian, whose loyalties were severely divided. It was Egypt's first appearance in a World Cup in 56 years.</w:t>
+        <w:t>In a large house in Notting Hill a stately white mansion that has obviously seen better days -- technicians bashed a hole in the living room, trying to attach a bike to the ceiling.</w:t>
         <w:br/>
-        <w:t>We're a country of more than 95 million people, and like much of the continent, football is our national sport. Judging from the streets on any day there is an important league match, a sizable majority of Egyptians are fans — many of them divided between the country's two most popular teams, Ahly and Zamalek, but united around the national team.</w:t>
+        <w:t>"I wrote this scene in a pub," said Hanif Kureishi gleefully, admiring the pandemonium from the comfort of a sofa. He was clearly enjoying the trouble he had caused. The prop was for a hallucination scene in "London Kills Me," Mr. Kureishi's third screenplay and his directorial debut. The film opens in New York on Friday.</w:t>
         <w:br/>
-        <w:t>I grew up in Cairo, down the street from the headquarters of the Ahly team, and football was an almost inescapable element of daily life. It was always on the radio, on TV and in conversation around me. You were invariably asked about your affiliation, and for much of the nearly 30 years of President Hosni Mubarak's rule, it was thought that football could contain political dissent, at least at home. Mr. Mubarak spent heavily on the national team, propping up its profile and raising the stakes of its successes — so much so that a longstanding rivalry with Algeria's team devolved into rioting in 2009, and required the intervention of diplomats.</w:t>
+        <w:t>Half-English, half-Pakistani, Hanif Kureishi (pronounced Ha-NEEF Ku-REE-shee) is a playwright, screenwriter, novelist, essayist. He is also a provocateur who once described England as "an intolerant, racist, homophobic, narrow-minded, authoritarian rat hole."</w:t>
         <w:br/>
-        <w:t>Somehow I never caught football fever and neither did my brother. This might have been the result of a British education (which favors rugby) or the combined effect of our football-fanatic father's absence (he lived abroad) and our mother's blanket noninterest in sports. But Egypt's qualification for the World Cup this year would have been an event to celebrate with or without Mohamed Salah, the 25-year-old player who led Liverpool to the Champions League final with his record-setting 32 goals this season. His inclusion in the national squad, the Pharaohs, has made converts of us all.</w:t>
+        <w:t>Glamour, of a street-smart variety, surrounds Mr. Kureishi. He likes to affect the outlaw image: the fashionable ponytail, the black leather jacket, the beer in a bottle, not a glass.  Some in the film world call him the Spike Lee of England. Asked about the comparison, Mr. Kureishi shrugged. "We don't really have that much in common, except that he's a black man in a white society, and I'm a brown man in a white society, and we're both young."</w:t>
         <w:br/>
-        <w:t>With Egypt now playing in the World Cup, 28 years after the last time, billboards and posters celebrating the Pharaohs tower over many main streets of Cairo. Salah's name and face are plastered on T-shirts, of course, but also on shop doors and supermarket fliers, and on the cash register of our local dry cleaner. Although Salah sat out Egypt's first match on Friday because of an injury and the game ended in a 0-1 loss to Uruguay, fans still honked horns in the streets and waved the Egyptian flag out of car windows in joy.</w:t>
+        <w:t>In America, Mr. Kureishi, who is 37 years old, is probably best known for having written "My Beautiful Laundrette," a film that seemed to come out of nowhere, a splattered cinematic canvas of Asian immigrant London circa mid-Thatcher. "Laundrette" was a long shot that came in first. Along with "Chariots of Fire," it is perhaps the most emblematic of all the films that Britain produced in the 80's. "Laundrette" is the flip side of the stiff-upper-lip "Chariots," showing the story of a homosexual relationship between a young Pakistani and a white Cockney who open a swank laundromat in a London slum.</w:t>
         <w:br/>
-        <w:t>It was through my sports-agnostic brother that I was introduced to Salah earlier this year, when I overheard him speaking to a friend with excitement (perhaps as a Muslim Londoner) about the Liverpool fans' chant: "Mo Salah — la la la la, la la la la la. If he's good enough for you, he's good enough for me. If he scores another few, then I'll be Muslim too." It was a gallery curator and art historian friend — usually hypercritical — who exclaimed with delight that I "had" to write about the British Museum's            "incredible" acquisition of Salah's football cleats, which have been displayed beside a monumental bust of Pharaoh Ramses II. A cousin who disavowed football over her husband's obsession with it has been bombarding a family WhatsApp group with daily postings on #MoSalah.</w:t>
+        <w:t>"Laundrette" remains the standard for the dream product: a low-cost slice-of-life drama that found an audience all over the world. Made on a budget of $860,000, it grossed $5 million in the United States alone, which is big box office for an independent film. "Laundrette" also introduced two other talents to the American public: the director Stephen Frears, who went on to make "Dangerous Liaisons" and "The Grifters," and Daniel Day Lewis, who won the best-actor Academy Award for "My Left Foot."</w:t>
         <w:br/>
-        <w:t>As a non-football-fan who has watched even more committed non-fans become passionate supporters, it is hard not to think of the excitement around Salah in symbolic political terms. First, for what he represents on the opposite side of the conservative populist current that has swept Europe and the United States, during this moment of Western anti-immigration rhetoric, Brexit and bans on Muslims. Salah is an underdog — an Egyptian, a Muslim, an immigrant — but with so many people rallying around and rooting for him, his miraculous talent is dispelling prejudice.</w:t>
+        <w:t>But neither of these big names is involved with "London Kills Me"; Mr. Kureishi was on his own. He gazed up at the ominous-looking hole. "What if the ceiling falls in?" he asked one of the technicians.</w:t>
         <w:br/>
-        <w:t>As an Egyptian, I find it hard not to think of Salah also against the backdrop of the 2011 revolution. Although the feelings aren't quite comparable, the last time I felt myself leap inside, wanting to take to the streets with an Egyptian flag — as Salah inspires today — was in those early days of the uprising and through the first election the following year. Since then, though, the disappointments have been many and they have become extreme. There is a feeling of having lost ground as citizens — of no longer having any sway on the direction the country may take, as we felt we did back then.</w:t>
+        <w:t>"I've got a dustpan and brush downstairs, Hanif."</w:t>
         <w:br/>
-        <w:t>Salah was born to a modest, working-class family in a rural village 80 miles from Cairo; the place didn't have a proper medical center or ambulance unit until Salah reportedly donated money for their establishment. Salah, as a hero and symbol, doesn't bring back what we lost when the hopes of the revolution shattered, but he offers an antidote to the political battering the country has taken, and he suggests a sense of possibility even to young Egyptians from backgrounds like his. Football players have the status of pop stars in Egypt, and Salah's is the ultimate success story — not just a story of fame and riches. It is widely thought that if he ran for political office, he might be elected.</w:t>
+        <w:t>Mr. Kureishi smiled at the joke. Orson Welles once called film making the greatest toy-train set in the world, and Mr. Kureishi was obviously relishing his new toy. Some years ago, when he was asked if he had any aspirations to direct, he replied, "No, it's too bloody difficult, too much organization. All of those people you have to be nice to. It's a strain." But here he was, on the second day of a scheduled 38-day shoot, being nice to people, organized, dealing with the strain.</w:t>
         <w:br/>
-        <w:t>Perhaps that's why his image is sometimes appropriated by others. A glaring example came earlier this month, at the Egyptian team's training camp in Chechnya, when he was reportedly roused from a nap for a photo opportunity with Ramzan A. Kadyrov, the Russian republic's autocratic leader.            A photograph of Salah shaking the hand of President Abdel Fattah el-           Sisi of Egyptcirculated in the state press and on social media after his record-setting season. When Egypt's antidrug agency            used Salah as the face of a video campaign in April, its social media pages received a combined 8.4 million views in 72 hours. Salah's success is being co-opted by the state, but the results aren't necessarily sinister: He is a genuinely unifying force, the one thing in Egypt that everyone seems invested in.</w:t>
+        <w:t>The cast of unknowns were mostly in their early 20's, and they treated the quiet Mr. Kureishi as a hip, friendly teacher, or maybe an older brother. He doesn't look like a film director; short and compactly built, he has long black hair and gentle, soft black eyes. His face is angelic, but he is slow to smile and slower to laugh, often affecting the kind of puzzled expression and crooked grin one sees in pouting children and hurt dogs.</w:t>
         <w:br/>
-        <w:t>Despite this, Salah isn't overtly political; he says it's for Egyptians, not Egypt, that he has put on the cleats of his national team. Yet he has power, and it comes from how, much like the revolution punctured the decades of stasis that preceded it, he is now puncturing the stark reality that has emerged since the revolution failed. Salah's success may not redeem the state of the nation, but he offers an escape from the present moment and a long history of political disappointments. Whether we win or lose in Tuesday's match against Russia, for Egyptians, Salah's existence alone feels like a win. As the Liverpool fans say, "Mo Salah is a gift from Allah."</w:t>
+        <w:t>Not everything Mr. Kureishi has written, ranging from stage plays and screenplays to essays, stories and a novel, has been a striking success, but the title of his new film is certainly ironic in light of his own career. London hasn't killed Mr. Kureishi at all -- it has practically fallen at his feet. After the critical and commercial success of "Laundrette" (which earned him an Oscar nomination for best original screenplay), he was given an artistic blank check for his next film, "Sammy and Rosie Get Laid" (1987), which explored conservatism's collision with sexual liberation.</w:t>
         <w:br/>
-        <w:t>Yasmine El Rashidi is the author of "The Battle for Egypt: Dispatches from the Revolution" and "Chronicle of a Last Summer: A Novel of Egypt."</w:t>
+        <w:t>Although the movie was a commercial and critical failure, it further established Mr. Kureishi as a writer of vision. He has consistently challenged the Merchant Ivory-Masterpiece Theater view of England as a country of white people with good accents eating strawberries, playing cricket and going fox hunting. Mr. Kureishi's England is a land of immigrants, gays, punks, drug dealers and race riots. His novel, "The Buddha of Suburbia," depicts an England unsure of how to assimilate its immigrants -- and immigrants unsure whether they want to be assimilated. The book has been translated into 23 languages.</w:t>
         <w:br/>
-        <w:t xml:space="preserve">Ms. El Rashidi, a journalist and novelist, is a long-time resident of Cairo. </w:t>
+        <w:t>"London Kills Me," unlike Mr. Kureishi's other screenplays, doesn't feature race as an issue; the film is about a young white street urchin called Clint Eastwood who meets up with a gang of white drug dealers and moves into a squat, or house, with them in Notting Hill. Clint wants to go straight but needs a pair of shoes to get a job. "About two years ago, I met this guy in Notting Hill who didn't have a pair of shoes," Mr. Kureishi explained. "He'd stolen a pair from someone in his squat, but they'd found out, so he had to give them back. It seemed sort of funny and pathetic to me -- that all he needed was a pair of shoes."</w:t>
         <w:br/>
-        <w:t>PHOTO: A man in Mohamed Salah's home village of Nagrig, Egypt, wearing a football jersey with the athlete's name on it. (PHOTOGRAPH BY Sima Diab for The New York Times FOR THE NEW YORK TIMES)</w:t>
+        <w:t>But the film is not about footware. "Drugs are high-risk capitalism," the director said, speaking the kind of lines he is apt to give his characters. "Ecstasy was the ultimate Thatcherite drug, because you could get blissed out on the weekend and still go to work Monday morning. Not like LSD. The kids around Portobello Road are into the 60's scene without the politics, just the culture. It's all about hedonism. The squatting scene is massive. So it was those two themes -- of young homelessness and drugs -- that came together in the film."</w:t>
+        <w:br/>
+        <w:t>The house the producers found is a former meditation center about to undergo complete renovation. "London Kills Me" turned it into a cinematic squat, with unintelligible graffiti spray-painted on the walls, mirrors smashed, the carpets trashed. Budgeted at $3 million, the production is clearly on the low end of the scale.</w:t>
+        <w:br/>
+        <w:t>"People will probably say the film is arrogant," Mr. Kureishi said. What do critics say about him? "His eagerness to shock is almost endearing," wrote James Wolcott in Vanity Fair. "Kureishi is a bourgeois-basher afraid of being branded bourgeois."</w:t>
+        <w:br/>
+        <w:t>Mr. Kureishi, whose novel won the Whitbread Prize for the best British fiction debut of 1990, has been praised by his friend Salman Rushdie, but, like Mr. Rushdie, he is not the most admired writer in the British Asian community. The loudest critics of "My Beautiful Laundrette" were Asians. In New York, members of the Pakistani Action Committee, angry about the film's depiction of their fellow nationals, picketed its release, waving placards with such slogans as " 'My Beautiful Laundrette' is the creation of a sick and perverted mind."</w:t>
+        <w:br/>
+        <w:t>Although Muslim characters are written about sympathetically in his novel, Mr. Kureishi said that he was brought up as an atheist. Born in 1954 to a working-class English mother and a middle-class Pakistani journalist, he grew up in the south London middle-class suburb of Bromley. "I was brought up really as an English child," he said. "My father was very Westernized -- he wasn't a practicing Muslim, for example, didn't believe in arranged marriages or practices that would have conflicted with what was around us. I wasn't influenced by Asian culture at all."</w:t>
+        <w:br/>
+        <w:t>There were few Asians in the Bromley area then. "It was a very worrying time," said Mr. Kureishi's father, Rafiushan, in an interview during the shooting of "London Kills Me." (Rafiushan Kureishi died last January.) "The English nature is to not say anything openly, but to keep it under. But people became outspoken about race -- they gave you a hassle when you went out." The senior Kureishi, perhaps his son's greatest champion, remembered the young Hanif as being "very difficult and extremely rude at times. He could be very arrogant."</w:t>
+        <w:br/>
+        <w:t>Having come of age in the late 60's, the director has put that era's anti-authoritarian sensibility into much of his work. The land squatters in "Sammy and Rosie" could be living in a 60's commune. Characters speak as if they're in a psychedelic Roger Corman film ("This stuff will chill you, man. Just tip it on your tongue . . . .") And the drug dealers in "London Kills Me" could have been Ken Kesey's Merry Pranksters hot off the bus.</w:t>
+        <w:br/>
+        <w:t>Of his new film, Mr. Kureishi said, "There'll be a lot of people who'll be expecting something which is much bigger and more complicated, I suppose, more ambitious."</w:t>
+        <w:br/>
+        <w:t>Faltering ambition has never been a problem with Mr. Kureishi. These days, however, following his father's death and a bout with back problems, he has decided to travel and take it easy for a while. Although he has no new projects planned, he has written a four-hour television adaptation of "The Buddha of Suburbia," which the BBC plans to film in September. This time, though, he is content to let someone else direct.</w:t>
+        <w:br/>
+        <w:br/>
+        <w:t>Graphic</w:t>
+        <w:br/>
+        <w:br/>
+        <w:t xml:space="preserve"> </w:t>
+        <w:br/>
+        <w:t>Photos: Emer McCourt, left, and Steven Mackintosh in "London Kills Me"--The themes of drugs and homeless young people come together. Hanif Kureishi during the filming of "London Kills Me." (Photographs by New Line Cinema)</w:t>
       </w:r>
     </w:p>
     <w:sectPr>
